--- a/prototype/参考文档/2、开课管理/02_专业开课/02_开课安排/开课安排20260909V2/开课安排20260909V2.docx
+++ b/prototype/参考文档/2、开课管理/02_专业开课/02_开课安排/开课安排20260909V2/开课安排20260909V2.docx
@@ -36,75 +36,7 @@
           <w:color w:val="475569"/>
           <w:sz w:val="19"/>
         </w:rPr>
-        <w:t xml:space="preserve"> 20260909V2 · 关闭已拍板 UC · </w:t>
-      </w:r>
-      <w:r>
-        <w:rPr>
-          <w:rFonts w:ascii="宋体" w:hAnsi="宋体" w:eastAsia="宋体"/>
-          <w:b/>
-          <w:sz w:val="19"/>
-        </w:rPr>
-        <w:t>创建日期：</w:t>
-      </w:r>
-      <w:r>
-        <w:rPr>
-          <w:rFonts w:ascii="宋体" w:hAnsi="宋体" w:eastAsia="宋体"/>
-          <w:b w:val="0"/>
-          <w:color w:val="475569"/>
-          <w:sz w:val="19"/>
-        </w:rPr>
-        <w:t xml:space="preserve"> 2026 年 9 月 2 日 · </w:t>
-      </w:r>
-      <w:r>
-        <w:rPr>
-          <w:rFonts w:ascii="宋体" w:hAnsi="宋体" w:eastAsia="宋体"/>
-          <w:b/>
-          <w:sz w:val="19"/>
-        </w:rPr>
-        <w:t>完整重写覆盖：</w:t>
-      </w:r>
-      <w:r>
-        <w:rPr>
-          <w:rFonts w:ascii="宋体" w:hAnsi="宋体" w:eastAsia="宋体"/>
-          <w:b w:val="0"/>
-          <w:color w:val="475569"/>
-          <w:sz w:val="19"/>
-        </w:rPr>
-        <w:t xml:space="preserve"> 2026 年 9 月 3 日 · </w:t>
-      </w:r>
-      <w:r>
-        <w:rPr>
-          <w:rFonts w:ascii="宋体" w:hAnsi="宋体" w:eastAsia="宋体"/>
-          <w:b/>
-          <w:sz w:val="19"/>
-        </w:rPr>
-        <w:t>BR001 分点补全：</w:t>
-      </w:r>
-      <w:r>
-        <w:rPr>
-          <w:rFonts w:ascii="宋体" w:hAnsi="宋体" w:eastAsia="宋体"/>
-          <w:b w:val="0"/>
-          <w:color w:val="475569"/>
-          <w:sz w:val="19"/>
-        </w:rPr>
-        <w:t xml:space="preserve"> 2026 年 9 月 3 日 · </w:t>
-      </w:r>
-      <w:r>
-        <w:rPr>
-          <w:rFonts w:ascii="宋体" w:hAnsi="宋体" w:eastAsia="宋体"/>
-          <w:b/>
-          <w:sz w:val="19"/>
-        </w:rPr>
-        <w:t>步骤条冻结澄清覆盖：</w:t>
-      </w:r>
-      <w:r>
-        <w:rPr>
-          <w:rFonts w:ascii="宋体" w:hAnsi="宋体" w:eastAsia="宋体"/>
-          <w:b w:val="0"/>
-          <w:color w:val="475569"/>
-          <w:sz w:val="19"/>
-        </w:rPr>
-        <w:t xml:space="preserve"> 2026 年 9 月 4 日</w:t>
+        <w:t xml:space="preserve"> 20260909V2</w:t>
       </w:r>
     </w:p>
     <w:p>
@@ -174,6 +106,80 @@
           <w:sz w:val="19"/>
         </w:rPr>
         <w:t xml:space="preserve"> 可见 UI 文案 + tip/alert；生效完整度须写清规则正文，禁止「以原型提示为准」代替清单</w:t>
+      </w:r>
+    </w:p>
+    <w:p>
+      <w:pPr>
+        <w:spacing w:before="40" w:after="160"/>
+        <w:ind w:left="227"/>
+      </w:pPr>
+      <w:r>
+        <w:rPr>
+          <w:rFonts w:ascii="宋体" w:hAnsi="宋体" w:eastAsia="宋体"/>
+          <w:b/>
+          <w:sz w:val="19"/>
+        </w:rPr>
+        <w:t>修订记录：</w:t>
+      </w:r>
+    </w:p>
+    <w:p>
+      <w:pPr>
+        <w:spacing w:before="40" w:after="160"/>
+        <w:ind w:left="227"/>
+      </w:pPr>
+      <w:r>
+        <w:rPr>
+          <w:rFonts w:ascii="宋体" w:hAnsi="宋体" w:eastAsia="宋体"/>
+          <w:b w:val="0"/>
+          <w:color w:val="475569"/>
+          <w:sz w:val="19"/>
+        </w:rPr>
+        <w:t>- 2026-09-02 创建</w:t>
+      </w:r>
+    </w:p>
+    <w:p>
+      <w:pPr>
+        <w:spacing w:before="40" w:after="160"/>
+        <w:ind w:left="227"/>
+      </w:pPr>
+      <w:r>
+        <w:rPr>
+          <w:rFonts w:ascii="宋体" w:hAnsi="宋体" w:eastAsia="宋体"/>
+          <w:b w:val="0"/>
+          <w:color w:val="475569"/>
+          <w:sz w:val="19"/>
+        </w:rPr>
+        <w:t>- 2026-09-03 完整重写覆盖；关闭已拍板 UC；BR001 分点补全</w:t>
+      </w:r>
+    </w:p>
+    <w:p>
+      <w:pPr>
+        <w:spacing w:before="40" w:after="160"/>
+        <w:ind w:left="227"/>
+      </w:pPr>
+      <w:r>
+        <w:rPr>
+          <w:rFonts w:ascii="宋体" w:hAnsi="宋体" w:eastAsia="宋体"/>
+          <w:b w:val="0"/>
+          <w:color w:val="475569"/>
+          <w:sz w:val="19"/>
+        </w:rPr>
+        <w:t>- 2026-09-04 步骤条冻结澄清覆盖</w:t>
+      </w:r>
+    </w:p>
+    <w:p>
+      <w:pPr>
+        <w:spacing w:before="40" w:after="160"/>
+        <w:ind w:left="227"/>
+      </w:pPr>
+      <w:r>
+        <w:rPr>
+          <w:rFonts w:ascii="宋体" w:hAnsi="宋体" w:eastAsia="宋体"/>
+          <w:b w:val="0"/>
+          <w:color w:val="475569"/>
+          <w:sz w:val="19"/>
+        </w:rPr>
+        <w:t>- 2026-09-09 撤回 / 授课确认失效口径覆盖</w:t>
       </w:r>
     </w:p>
     <w:p>
@@ -4689,7 +4695,7 @@
                 <w:b w:val="0"/>
                 <w:sz w:val="18"/>
               </w:rPr>
-              <w:t>沉浸壳：侧栏分组信息 + 主区「课程组学时详情」；顶栏可切 Course / Course List / 教师授课学时统计 / 授课确认等视图（以可见 Tab 为准）。保存分组与教师安排；列表页负责安排「生效」。</w:t>
+              <w:t>沉浸壳：侧栏分组信息 + 主区「课程组学时详情」；顶栏可切 Course / Course List / 教师授课学时统计 / 授课确认等视图（以可见 Tab 为准）。保存分组与教师安排；列表页负责安排「生效」。本课已齐套授课确认且工作台可编辑时，顶栏提示：保存时如改动已确认的安排内容，授课确认将取消（BR018）。</w:t>
             </w:r>
           </w:p>
         </w:tc>
@@ -19750,7 +19756,7 @@
                 <w:b w:val="0"/>
                 <w:sz w:val="18"/>
               </w:rPr>
-              <w:t>安排生效→草稿；分组/教师/安排详情保留；名单分组重置</w:t>
+              <w:t>安排生效→草稿；分组/教师/安排详情保留；名单分组重置；授课确认不变</w:t>
             </w:r>
           </w:p>
         </w:tc>
@@ -21670,7 +21676,7 @@
                 <w:b w:val="0"/>
                 <w:sz w:val="18"/>
               </w:rPr>
-              <w:t>写入分组与安排</w:t>
+              <w:t>写入分组与安排；若已确认安排内容相对快照有变化则授课确认失效</w:t>
             </w:r>
           </w:p>
         </w:tc>
@@ -21689,7 +21695,7 @@
                 <w:b w:val="0"/>
                 <w:sz w:val="18"/>
               </w:rPr>
-              <w:t>保存成功</w:t>
+              <w:t>保存成功；失效时提示须重新确认</w:t>
             </w:r>
           </w:p>
         </w:tc>
@@ -21727,7 +21733,7 @@
                 <w:b w:val="0"/>
                 <w:sz w:val="18"/>
               </w:rPr>
-              <w:t>—</w:t>
+              <w:t>BR018</w:t>
             </w:r>
           </w:p>
         </w:tc>
@@ -22095,7 +22101,7 @@
                 <w:b w:val="0"/>
                 <w:sz w:val="18"/>
               </w:rPr>
-              <w:t>（仅安排已生效）：安排生效状态→草稿；分组结构、教师安排、安排详情保留；授课确认不变；计划开课状态不变；名单分组结果重置（学生仍在课程名单上，含手动添加进课的人，只清分组归属）。</w:t>
+              <w:t>（学院入口；仅安排已生效）：安排生效状态→草稿；分组结构、教师安排、安排详情保留；</w:t>
             </w:r>
             <w:r>
               <w:rPr>
@@ -22103,6 +22109,22 @@
                 <w:b/>
                 <w:sz w:val="18"/>
               </w:rPr>
+              <w:t>授课确认不变</w:t>
+            </w:r>
+            <w:r>
+              <w:rPr>
+                <w:rFonts w:ascii="宋体" w:hAnsi="宋体" w:eastAsia="宋体"/>
+                <w:b w:val="0"/>
+                <w:sz w:val="18"/>
+              </w:rPr>
+              <w:t>；计划开课状态不变；名单分组结果重置（学生仍在课程名单上，含手动添加进课的人，只清分组归属）。已排课须先清排课结果后再撤。开课名单「退回」与本条撤回同一效果（教务入口，见开课名单 BR002）。</w:t>
+            </w:r>
+            <w:r>
+              <w:rPr>
+                <w:rFonts w:ascii="宋体" w:hAnsi="宋体" w:eastAsia="宋体"/>
+                <w:b/>
+                <w:sz w:val="18"/>
+              </w:rPr>
               <w:t>退回</w:t>
             </w:r>
             <w:r>
@@ -22111,7 +22133,7 @@
                 <w:b w:val="0"/>
                 <w:sz w:val="18"/>
               </w:rPr>
-              <w:t>（仅安排未生效）：从开课安排回退到开课计划（计划状态→回退）；分组与教师安排清空；名单分组清掉。已生效不可退回。（已明确）</w:t>
+              <w:t>（仅安排未生效）：从开课安排回退到开课计划（计划状态→回退）；分组与教师安排清空；名单分组清掉；授课确认因安排数据清空而变为未确认。已生效不可退回。（已明确）</w:t>
             </w:r>
           </w:p>
         </w:tc>
@@ -22846,6 +22868,92 @@
                 <w:sz w:val="18"/>
               </w:rPr>
               <w:t>范围：按操作人权限决定能看到哪些专业的数据，只同步当前筛选下这些可见专业（不读勾选）。绑定：只给特殊课程里已关联、课号不同、且现在仍有共同任课教师的教学班补上共同授课。不解绑：换教师或去掉教师，已有共同授课都还在；点同步也不会因为两边已经没有共同教师而解开。要拆：只能打开共同授课，手动移除。（已明确·hint）</w:t>
+            </w:r>
+          </w:p>
+        </w:tc>
+      </w:tr>
+      <w:tr>
+        <w:tc>
+          <w:tcPr>
+            <w:tcW w:type="dxa" w:w="2353"/>
+          </w:tcPr>
+          <w:p>
+            <w:pPr>
+              <w:spacing w:before="40" w:after="40" w:line="276" w:lineRule="auto"/>
+            </w:pPr>
+            <w:r/>
+            <w:r>
+              <w:rPr>
+                <w:rFonts w:ascii="宋体" w:hAnsi="宋体" w:eastAsia="宋体"/>
+                <w:b w:val="0"/>
+                <w:sz w:val="18"/>
+              </w:rPr>
+              <w:t>BR018</w:t>
+            </w:r>
+          </w:p>
+        </w:tc>
+        <w:tc>
+          <w:tcPr>
+            <w:tcW w:type="dxa" w:w="2353"/>
+          </w:tcPr>
+          <w:p>
+            <w:pPr>
+              <w:spacing w:before="40" w:after="40" w:line="276" w:lineRule="auto"/>
+            </w:pPr>
+            <w:r/>
+            <w:r>
+              <w:rPr>
+                <w:rFonts w:ascii="宋体" w:hAnsi="宋体" w:eastAsia="宋体"/>
+                <w:b w:val="0"/>
+                <w:sz w:val="18"/>
+              </w:rPr>
+              <w:t>已确认安排被改后确认失效</w:t>
+            </w:r>
+          </w:p>
+        </w:tc>
+        <w:tc>
+          <w:tcPr>
+            <w:tcW w:type="dxa" w:w="2353"/>
+          </w:tcPr>
+          <w:p>
+            <w:pPr>
+              <w:spacing w:before="40" w:after="40" w:line="276" w:lineRule="auto"/>
+            </w:pPr>
+            <w:r/>
+            <w:r>
+              <w:rPr>
+                <w:rFonts w:ascii="宋体" w:hAnsi="宋体" w:eastAsia="宋体"/>
+                <w:b w:val="0"/>
+                <w:sz w:val="18"/>
+              </w:rPr>
+              <w:t>P02（分组工作台页面） / 修改教学任务抽屉</w:t>
+            </w:r>
+          </w:p>
+        </w:tc>
+        <w:tc>
+          <w:tcPr>
+            <w:tcW w:type="dxa" w:w="2353"/>
+          </w:tcPr>
+          <w:p>
+            <w:pPr>
+              <w:spacing w:before="40" w:after="40" w:line="276" w:lineRule="auto"/>
+            </w:pPr>
+            <w:r/>
+            <w:r>
+              <w:rPr>
+                <w:rFonts w:ascii="宋体" w:hAnsi="宋体" w:eastAsia="宋体"/>
+                <w:b/>
+                <w:sz w:val="18"/>
+              </w:rPr>
+              <w:t>仅当</w:t>
+            </w:r>
+            <w:r>
+              <w:rPr>
+                <w:rFonts w:ascii="宋体" w:hAnsi="宋体" w:eastAsia="宋体"/>
+                <w:b w:val="0"/>
+                <w:sz w:val="18"/>
+              </w:rPr>
+              <w:t>本课授课确认已齐套，且用户回头编辑已确认的安排并保存、且相对已确认快照确有变化时，授课确认变为未确认，相关教师须重新确认。未改动即保存、撤回、名单退回均不取消授课确认。本条不回退安排生效状态（已生效仍已生效，除非同时走撤回/退回）。编辑前 hint：「本课已完成授课确认。保存时如改动已确认的安排内容，授课确认将取消，相关教师需重新确认。」保存确认：「若本次保存改动了已确认的安排，授课确认将变为未确认，相关教师需重新确认。」保存后若确已失效 alert：「因安排内容已变更，授课确认已取消，相关教师需重新确认。」分组工作台自动保存不弹窗，内容变了即失效。生效后经「授课教师替换」导致的确认回退见《授课教师替换》BR001，不适用「未改动则保持」。（已明确·hint/alert）</w:t>
             </w:r>
           </w:p>
         </w:tc>
@@ -23080,7 +23188,7 @@
           <w:b w:val="0"/>
           <w:sz w:val="21"/>
         </w:rPr>
-        <w:t>：已生效后经「授课教师替换」导致确认回退时，安排可保持已生效；详见《授课教师替换》BR001。本「确认生效」入口不适用该例外。</w:t>
+        <w:t>：已生效后经「授课教师替换」（见该菜单 BR001）或已确认安排被改动保存（BR018）导致确认回退时，安排可保持已生效。本「确认生效」入口不适用该例外，再生效仍须齐套确认。</w:t>
       </w:r>
     </w:p>
     <w:p>
@@ -24219,6 +24327,14 @@
               <w:spacing w:before="40" w:after="40" w:line="276" w:lineRule="auto"/>
             </w:pPr>
             <w:r/>
+            <w:r>
+              <w:rPr>
+                <w:rFonts w:ascii="宋体" w:hAnsi="宋体" w:eastAsia="宋体"/>
+                <w:b w:val="0"/>
+                <w:sz w:val="18"/>
+              </w:rPr>
+              <w:t>安排内容相对已确认快照变化并保存时失效（BR018）；撤回/名单退回不失效</w:t>
+            </w:r>
           </w:p>
         </w:tc>
       </w:tr>
@@ -25088,7 +25204,61 @@
           <w:b w:val="0"/>
           <w:sz w:val="21"/>
         </w:rPr>
-        <w:t>项全部通过；欠学时/超学时仅二次确认，不阻断）；submitted→draft 经「撤回」（BR003）；未生效经「退回」使计划 submitStatus→reverted（BR003）；→cancelled 经课程班「设置停课」；禁止与 teachingConfirmStatus 合并成单字段。</w:t>
+        <w:t>项全部通过；欠学时/超学时仅二次确认，不阻断）；submitted→draft 经「撤回」（BR003，授课确认不变）或开课名单「退回」（与撤回同一效果）；未生效经「退回」使计划 submitStatus→reverted（BR003）；→cancelled 经课程班「设置停课」；禁止与授课确认进度合并成单字段。</w:t>
+      </w:r>
+    </w:p>
+    <w:p>
+      <w:pPr>
+        <w:pStyle w:val="Heading3"/>
+        <w:spacing w:before="200" w:after="120"/>
+      </w:pPr>
+      <w:r>
+        <w:rPr>
+          <w:rFonts w:ascii="黑体" w:hAnsi="黑体" w:eastAsia="黑体"/>
+          <w:b/>
+          <w:color w:val="0F172A"/>
+          <w:sz w:val="24"/>
+        </w:rPr>
+        <w:t>授课确认进度</w:t>
+      </w:r>
+    </w:p>
+    <w:p>
+      <w:pPr>
+        <w:spacing w:before="40" w:after="120" w:line="300" w:lineRule="auto"/>
+      </w:pPr>
+      <w:r>
+        <w:rPr>
+          <w:rFonts w:ascii="宋体" w:hAnsi="宋体" w:eastAsia="宋体"/>
+          <w:b w:val="0"/>
+          <w:sz w:val="21"/>
+        </w:rPr>
+        <w:t>· 列表「授课确认」为教师确认包进度（已确认 / 部分确认 / 未确认），不是安排生效状态。</w:t>
+      </w:r>
+    </w:p>
+    <w:p>
+      <w:pPr>
+        <w:spacing w:before="40" w:after="120" w:line="300" w:lineRule="auto"/>
+      </w:pPr>
+      <w:r>
+        <w:rPr>
+          <w:rFonts w:ascii="宋体" w:hAnsi="宋体" w:eastAsia="宋体"/>
+          <w:b w:val="0"/>
+          <w:sz w:val="21"/>
+        </w:rPr>
+        <w:t>· 已确认 → 未确认：仅 BR018（已确认安排内容变化并保存）或《授课教师替换》BR001。撤回、名单退回不转移确认态。</w:t>
+      </w:r>
+    </w:p>
+    <w:p>
+      <w:pPr>
+        <w:spacing w:before="40" w:after="120" w:line="300" w:lineRule="auto"/>
+      </w:pPr>
+      <w:r>
+        <w:rPr>
+          <w:rFonts w:ascii="宋体" w:hAnsi="宋体" w:eastAsia="宋体"/>
+          <w:b w:val="0"/>
+          <w:sz w:val="21"/>
+        </w:rPr>
+        <w:t>· 再生效仍须 BR001 第 5 点齐套。</w:t>
       </w:r>
     </w:p>
     <w:p>
